--- a/Team-Presentation-Rubric.docx
+++ b/Team-Presentation-Rubric.docx
@@ -339,7 +339,6 @@
       <w:tblPr>
         <w:tblW w:type="pct" w:w="5000"/>
         <w:tblStyle w:val="Table"/>
-        <w:tblLayout w:type="fixed"/>
         <w:tblLook w:firstRow="1" w:lastRow="0" w:firstColumn="0" w:lastColumn="0" w:noHBand="0" w:noVBand="0" w:val="0020"/>
         <w:tblBorders>
           <w:top w:val="single" w:sz="4" w:space="0" w:color="000000"/>
@@ -349,17 +348,20 @@
           <w:insideH w:val="single" w:sz="4" w:space="0" w:color="000000"/>
           <w:insideV w:val="single" w:sz="4" w:space="0" w:color="000000"/>
         </w:tblBorders>
+        <w:tblLayout w:type="fixed"/>
       </w:tblPr>
       <w:tblGrid>
-        <w:gridCol w:w="1389"/>
-        <w:gridCol w:w="6530"/>
+        <w:gridCol w:w="4680"/>
+        <w:gridCol w:w="4680"/>
       </w:tblGrid>
       <w:tr>
         <w:trPr>
           <w:tblHeader w:val="on"/>
         </w:trPr>
         <w:tc>
-          <w:tcPr/>
+          <w:tcPr>
+            <w:tcW w:type="dxa" w:w="4680"/>
+          </w:tcPr>
           <w:p>
             <w:pPr>
               <w:pStyle w:val="Compact"/>
@@ -370,7 +372,9 @@
           </w:p>
         </w:tc>
         <w:tc>
-          <w:tcPr/>
+          <w:tcPr>
+            <w:tcW w:type="dxa" w:w="4680"/>
+          </w:tcPr>
           <w:p>
             <w:pPr>
               <w:pStyle w:val="Compact"/>
@@ -383,7 +387,9 @@
       </w:tr>
       <w:tr>
         <w:tc>
-          <w:tcPr/>
+          <w:tcPr>
+            <w:tcW w:type="dxa" w:w="4680"/>
+          </w:tcPr>
           <w:p>
             <w:pPr>
               <w:pStyle w:val="Compact"/>
@@ -394,7 +400,9 @@
           </w:p>
         </w:tc>
         <w:tc>
-          <w:tcPr/>
+          <w:tcPr>
+            <w:tcW w:type="dxa" w:w="4680"/>
+          </w:tcPr>
           <w:p>
             <w:pPr>
               <w:pStyle w:val="Compact"/>
@@ -407,7 +415,9 @@
       </w:tr>
       <w:tr>
         <w:tc>
-          <w:tcPr/>
+          <w:tcPr>
+            <w:tcW w:type="dxa" w:w="4680"/>
+          </w:tcPr>
           <w:p>
             <w:pPr>
               <w:pStyle w:val="Compact"/>
@@ -418,7 +428,9 @@
           </w:p>
         </w:tc>
         <w:tc>
-          <w:tcPr/>
+          <w:tcPr>
+            <w:tcW w:type="dxa" w:w="4680"/>
+          </w:tcPr>
           <w:p>
             <w:pPr>
               <w:pStyle w:val="Compact"/>
@@ -431,7 +443,9 @@
       </w:tr>
       <w:tr>
         <w:tc>
-          <w:tcPr/>
+          <w:tcPr>
+            <w:tcW w:type="dxa" w:w="4680"/>
+          </w:tcPr>
           <w:p>
             <w:pPr>
               <w:pStyle w:val="Compact"/>
@@ -442,7 +456,9 @@
           </w:p>
         </w:tc>
         <w:tc>
-          <w:tcPr/>
+          <w:tcPr>
+            <w:tcW w:type="dxa" w:w="4680"/>
+          </w:tcPr>
           <w:p>
             <w:pPr>
               <w:pStyle w:val="Compact"/>
@@ -455,7 +471,9 @@
       </w:tr>
       <w:tr>
         <w:tc>
-          <w:tcPr/>
+          <w:tcPr>
+            <w:tcW w:type="dxa" w:w="4680"/>
+          </w:tcPr>
           <w:p>
             <w:pPr>
               <w:pStyle w:val="Compact"/>
@@ -466,7 +484,9 @@
           </w:p>
         </w:tc>
         <w:tc>
-          <w:tcPr/>
+          <w:tcPr>
+            <w:tcW w:type="dxa" w:w="4680"/>
+          </w:tcPr>
           <w:p>
             <w:pPr>
               <w:pStyle w:val="Compact"/>
@@ -479,7 +499,9 @@
       </w:tr>
       <w:tr>
         <w:tc>
-          <w:tcPr/>
+          <w:tcPr>
+            <w:tcW w:type="dxa" w:w="4680"/>
+          </w:tcPr>
           <w:p>
             <w:pPr>
               <w:pStyle w:val="Compact"/>
@@ -490,7 +512,9 @@
           </w:p>
         </w:tc>
         <w:tc>
-          <w:tcPr/>
+          <w:tcPr>
+            <w:tcW w:type="dxa" w:w="4680"/>
+          </w:tcPr>
           <w:p>
             <w:pPr>
               <w:pStyle w:val="Compact"/>
@@ -503,7 +527,9 @@
       </w:tr>
       <w:tr>
         <w:tc>
-          <w:tcPr/>
+          <w:tcPr>
+            <w:tcW w:type="dxa" w:w="4680"/>
+          </w:tcPr>
           <w:p>
             <w:pPr>
               <w:pStyle w:val="Compact"/>
@@ -514,7 +540,9 @@
           </w:p>
         </w:tc>
         <w:tc>
-          <w:tcPr/>
+          <w:tcPr>
+            <w:tcW w:type="dxa" w:w="4680"/>
+          </w:tcPr>
           <w:p>
             <w:pPr>
               <w:pStyle w:val="Compact"/>
@@ -1528,7 +1556,6 @@
       <w:tblPr>
         <w:tblW w:type="pct" w:w="5000"/>
         <w:tblStyle w:val="Table"/>
-        <w:tblLayout w:type="fixed"/>
         <w:tblLook w:firstRow="1" w:lastRow="0" w:firstColumn="0" w:lastColumn="0" w:noHBand="0" w:noVBand="0" w:val="0020"/>
         <w:tblBorders>
           <w:top w:val="single" w:sz="4" w:space="0" w:color="000000"/>
@@ -1538,19 +1565,22 @@
           <w:insideH w:val="single" w:sz="4" w:space="0" w:color="000000"/>
           <w:insideV w:val="single" w:sz="4" w:space="0" w:color="000000"/>
         </w:tblBorders>
+        <w:tblLayout w:type="fixed"/>
       </w:tblPr>
       <w:tblGrid>
-        <w:gridCol w:w="971"/>
-        <w:gridCol w:w="64"/>
-        <w:gridCol w:w="6754"/>
-        <w:gridCol w:w="129"/>
+        <w:gridCol w:w="2340"/>
+        <w:gridCol w:w="2340"/>
+        <w:gridCol w:w="2340"/>
+        <w:gridCol w:w="2340"/>
       </w:tblGrid>
       <w:tr>
         <w:trPr>
           <w:tblHeader w:val="on"/>
         </w:trPr>
         <w:tc>
-          <w:tcPr/>
+          <w:tcPr>
+            <w:tcW w:type="dxa" w:w="2340"/>
+          </w:tcPr>
           <w:p>
             <w:pPr>
               <w:pStyle w:val="Compact"/>
@@ -1561,7 +1591,9 @@
           </w:p>
         </w:tc>
         <w:tc>
-          <w:tcPr/>
+          <w:tcPr>
+            <w:tcW w:type="dxa" w:w="2340"/>
+          </w:tcPr>
           <w:p>
             <w:pPr>
               <w:pStyle w:val="Compact"/>
@@ -1572,7 +1604,9 @@
           </w:p>
         </w:tc>
         <w:tc>
-          <w:tcPr/>
+          <w:tcPr>
+            <w:tcW w:type="dxa" w:w="2340"/>
+          </w:tcPr>
           <w:p>
             <w:pPr>
               <w:pStyle w:val="Compact"/>
@@ -1583,7 +1617,9 @@
           </w:p>
         </w:tc>
         <w:tc>
-          <w:tcPr/>
+          <w:tcPr>
+            <w:tcW w:type="dxa" w:w="2340"/>
+          </w:tcPr>
           <w:p>
             <w:pPr>
               <w:pStyle w:val="Compact"/>
@@ -1596,7 +1632,9 @@
       </w:tr>
       <w:tr>
         <w:tc>
-          <w:tcPr/>
+          <w:tcPr>
+            <w:tcW w:type="dxa" w:w="2340"/>
+          </w:tcPr>
           <w:p>
             <w:pPr>
               <w:pStyle w:val="Compact"/>
@@ -1611,7 +1649,9 @@
           </w:p>
         </w:tc>
         <w:tc>
-          <w:tcPr/>
+          <w:tcPr>
+            <w:tcW w:type="dxa" w:w="2340"/>
+          </w:tcPr>
           <w:p>
             <w:pPr>
               <w:pStyle w:val="Compact"/>
@@ -1622,7 +1662,9 @@
           </w:p>
         </w:tc>
         <w:tc>
-          <w:tcPr/>
+          <w:tcPr>
+            <w:tcW w:type="dxa" w:w="2340"/>
+          </w:tcPr>
           <w:p>
             <w:pPr>
               <w:pStyle w:val="Compact"/>
@@ -1633,7 +1675,9 @@
           </w:p>
         </w:tc>
         <w:tc>
-          <w:tcPr/>
+          <w:tcPr>
+            <w:tcW w:type="dxa" w:w="2340"/>
+          </w:tcPr>
           <w:p>
             <w:pPr>
               <w:pStyle w:val="Compact"/>
@@ -1646,15 +1690,19 @@
       </w:tr>
       <w:tr>
         <w:tc>
-          <w:tcPr/>
-          <w:p>
-            <w:pPr>
-              <w:pStyle w:val="Compact"/>
-            </w:pPr>
-          </w:p>
-        </w:tc>
-        <w:tc>
-          <w:tcPr/>
+          <w:tcPr>
+            <w:tcW w:type="dxa" w:w="2340"/>
+          </w:tcPr>
+          <w:p>
+            <w:pPr>
+              <w:pStyle w:val="Compact"/>
+            </w:pPr>
+          </w:p>
+        </w:tc>
+        <w:tc>
+          <w:tcPr>
+            <w:tcW w:type="dxa" w:w="2340"/>
+          </w:tcPr>
           <w:p>
             <w:pPr>
               <w:pStyle w:val="Compact"/>
@@ -1665,7 +1713,9 @@
           </w:p>
         </w:tc>
         <w:tc>
-          <w:tcPr/>
+          <w:tcPr>
+            <w:tcW w:type="dxa" w:w="2340"/>
+          </w:tcPr>
           <w:p>
             <w:pPr>
               <w:pStyle w:val="Compact"/>
@@ -1676,7 +1726,9 @@
           </w:p>
         </w:tc>
         <w:tc>
-          <w:tcPr/>
+          <w:tcPr>
+            <w:tcW w:type="dxa" w:w="2340"/>
+          </w:tcPr>
           <w:p>
             <w:pPr>
               <w:pStyle w:val="Compact"/>
@@ -1689,15 +1741,19 @@
       </w:tr>
       <w:tr>
         <w:tc>
-          <w:tcPr/>
-          <w:p>
-            <w:pPr>
-              <w:pStyle w:val="Compact"/>
-            </w:pPr>
-          </w:p>
-        </w:tc>
-        <w:tc>
-          <w:tcPr/>
+          <w:tcPr>
+            <w:tcW w:type="dxa" w:w="2340"/>
+          </w:tcPr>
+          <w:p>
+            <w:pPr>
+              <w:pStyle w:val="Compact"/>
+            </w:pPr>
+          </w:p>
+        </w:tc>
+        <w:tc>
+          <w:tcPr>
+            <w:tcW w:type="dxa" w:w="2340"/>
+          </w:tcPr>
           <w:p>
             <w:pPr>
               <w:pStyle w:val="Compact"/>
@@ -1708,7 +1764,9 @@
           </w:p>
         </w:tc>
         <w:tc>
-          <w:tcPr/>
+          <w:tcPr>
+            <w:tcW w:type="dxa" w:w="2340"/>
+          </w:tcPr>
           <w:p>
             <w:pPr>
               <w:pStyle w:val="Compact"/>
@@ -1738,7 +1796,9 @@
           </w:p>
         </w:tc>
         <w:tc>
-          <w:tcPr/>
+          <w:tcPr>
+            <w:tcW w:type="dxa" w:w="2340"/>
+          </w:tcPr>
           <w:p>
             <w:pPr>
               <w:pStyle w:val="Compact"/>
@@ -1751,15 +1811,19 @@
       </w:tr>
       <w:tr>
         <w:tc>
-          <w:tcPr/>
-          <w:p>
-            <w:pPr>
-              <w:pStyle w:val="Compact"/>
-            </w:pPr>
-          </w:p>
-        </w:tc>
-        <w:tc>
-          <w:tcPr/>
+          <w:tcPr>
+            <w:tcW w:type="dxa" w:w="2340"/>
+          </w:tcPr>
+          <w:p>
+            <w:pPr>
+              <w:pStyle w:val="Compact"/>
+            </w:pPr>
+          </w:p>
+        </w:tc>
+        <w:tc>
+          <w:tcPr>
+            <w:tcW w:type="dxa" w:w="2340"/>
+          </w:tcPr>
           <w:p>
             <w:pPr>
               <w:pStyle w:val="Compact"/>
@@ -1770,7 +1834,9 @@
           </w:p>
         </w:tc>
         <w:tc>
-          <w:tcPr/>
+          <w:tcPr>
+            <w:tcW w:type="dxa" w:w="2340"/>
+          </w:tcPr>
           <w:p>
             <w:pPr>
               <w:pStyle w:val="Compact"/>
@@ -1781,7 +1847,9 @@
           </w:p>
         </w:tc>
         <w:tc>
-          <w:tcPr/>
+          <w:tcPr>
+            <w:tcW w:type="dxa" w:w="2340"/>
+          </w:tcPr>
           <w:p>
             <w:pPr>
               <w:pStyle w:val="Compact"/>
@@ -1794,7 +1862,9 @@
       </w:tr>
       <w:tr>
         <w:tc>
-          <w:tcPr/>
+          <w:tcPr>
+            <w:tcW w:type="dxa" w:w="2340"/>
+          </w:tcPr>
           <w:p>
             <w:pPr>
               <w:pStyle w:val="Compact"/>
@@ -1809,7 +1879,9 @@
           </w:p>
         </w:tc>
         <w:tc>
-          <w:tcPr/>
+          <w:tcPr>
+            <w:tcW w:type="dxa" w:w="2340"/>
+          </w:tcPr>
           <w:p>
             <w:pPr>
               <w:pStyle w:val="Compact"/>
@@ -1820,7 +1892,9 @@
           </w:p>
         </w:tc>
         <w:tc>
-          <w:tcPr/>
+          <w:tcPr>
+            <w:tcW w:type="dxa" w:w="2340"/>
+          </w:tcPr>
           <w:p>
             <w:pPr>
               <w:pStyle w:val="Compact"/>
@@ -1831,7 +1905,9 @@
           </w:p>
         </w:tc>
         <w:tc>
-          <w:tcPr/>
+          <w:tcPr>
+            <w:tcW w:type="dxa" w:w="2340"/>
+          </w:tcPr>
           <w:p>
             <w:pPr>
               <w:pStyle w:val="Compact"/>
@@ -1844,15 +1920,19 @@
       </w:tr>
       <w:tr>
         <w:tc>
-          <w:tcPr/>
-          <w:p>
-            <w:pPr>
-              <w:pStyle w:val="Compact"/>
-            </w:pPr>
-          </w:p>
-        </w:tc>
-        <w:tc>
-          <w:tcPr/>
+          <w:tcPr>
+            <w:tcW w:type="dxa" w:w="2340"/>
+          </w:tcPr>
+          <w:p>
+            <w:pPr>
+              <w:pStyle w:val="Compact"/>
+            </w:pPr>
+          </w:p>
+        </w:tc>
+        <w:tc>
+          <w:tcPr>
+            <w:tcW w:type="dxa" w:w="2340"/>
+          </w:tcPr>
           <w:p>
             <w:pPr>
               <w:pStyle w:val="Compact"/>
@@ -1863,7 +1943,9 @@
           </w:p>
         </w:tc>
         <w:tc>
-          <w:tcPr/>
+          <w:tcPr>
+            <w:tcW w:type="dxa" w:w="2340"/>
+          </w:tcPr>
           <w:p>
             <w:pPr>
               <w:pStyle w:val="Compact"/>
@@ -1874,7 +1956,9 @@
           </w:p>
         </w:tc>
         <w:tc>
-          <w:tcPr/>
+          <w:tcPr>
+            <w:tcW w:type="dxa" w:w="2340"/>
+          </w:tcPr>
           <w:p>
             <w:pPr>
               <w:pStyle w:val="Compact"/>
@@ -1887,15 +1971,19 @@
       </w:tr>
       <w:tr>
         <w:tc>
-          <w:tcPr/>
-          <w:p>
-            <w:pPr>
-              <w:pStyle w:val="Compact"/>
-            </w:pPr>
-          </w:p>
-        </w:tc>
-        <w:tc>
-          <w:tcPr/>
+          <w:tcPr>
+            <w:tcW w:type="dxa" w:w="2340"/>
+          </w:tcPr>
+          <w:p>
+            <w:pPr>
+              <w:pStyle w:val="Compact"/>
+            </w:pPr>
+          </w:p>
+        </w:tc>
+        <w:tc>
+          <w:tcPr>
+            <w:tcW w:type="dxa" w:w="2340"/>
+          </w:tcPr>
           <w:p>
             <w:pPr>
               <w:pStyle w:val="Compact"/>
@@ -1906,7 +1994,9 @@
           </w:p>
         </w:tc>
         <w:tc>
-          <w:tcPr/>
+          <w:tcPr>
+            <w:tcW w:type="dxa" w:w="2340"/>
+          </w:tcPr>
           <w:p>
             <w:pPr>
               <w:pStyle w:val="Compact"/>
@@ -1917,7 +2007,9 @@
           </w:p>
         </w:tc>
         <w:tc>
-          <w:tcPr/>
+          <w:tcPr>
+            <w:tcW w:type="dxa" w:w="2340"/>
+          </w:tcPr>
           <w:p>
             <w:pPr>
               <w:pStyle w:val="Compact"/>
@@ -1930,15 +2022,19 @@
       </w:tr>
       <w:tr>
         <w:tc>
-          <w:tcPr/>
-          <w:p>
-            <w:pPr>
-              <w:pStyle w:val="Compact"/>
-            </w:pPr>
-          </w:p>
-        </w:tc>
-        <w:tc>
-          <w:tcPr/>
+          <w:tcPr>
+            <w:tcW w:type="dxa" w:w="2340"/>
+          </w:tcPr>
+          <w:p>
+            <w:pPr>
+              <w:pStyle w:val="Compact"/>
+            </w:pPr>
+          </w:p>
+        </w:tc>
+        <w:tc>
+          <w:tcPr>
+            <w:tcW w:type="dxa" w:w="2340"/>
+          </w:tcPr>
           <w:p>
             <w:pPr>
               <w:pStyle w:val="Compact"/>
@@ -1949,7 +2045,9 @@
           </w:p>
         </w:tc>
         <w:tc>
-          <w:tcPr/>
+          <w:tcPr>
+            <w:tcW w:type="dxa" w:w="2340"/>
+          </w:tcPr>
           <w:p>
             <w:pPr>
               <w:pStyle w:val="Compact"/>
@@ -1960,7 +2058,9 @@
           </w:p>
         </w:tc>
         <w:tc>
-          <w:tcPr/>
+          <w:tcPr>
+            <w:tcW w:type="dxa" w:w="2340"/>
+          </w:tcPr>
           <w:p>
             <w:pPr>
               <w:pStyle w:val="Compact"/>
@@ -1973,15 +2073,19 @@
       </w:tr>
       <w:tr>
         <w:tc>
-          <w:tcPr/>
-          <w:p>
-            <w:pPr>
-              <w:pStyle w:val="Compact"/>
-            </w:pPr>
-          </w:p>
-        </w:tc>
-        <w:tc>
-          <w:tcPr/>
+          <w:tcPr>
+            <w:tcW w:type="dxa" w:w="2340"/>
+          </w:tcPr>
+          <w:p>
+            <w:pPr>
+              <w:pStyle w:val="Compact"/>
+            </w:pPr>
+          </w:p>
+        </w:tc>
+        <w:tc>
+          <w:tcPr>
+            <w:tcW w:type="dxa" w:w="2340"/>
+          </w:tcPr>
           <w:p>
             <w:pPr>
               <w:pStyle w:val="Compact"/>
@@ -1992,7 +2096,9 @@
           </w:p>
         </w:tc>
         <w:tc>
-          <w:tcPr/>
+          <w:tcPr>
+            <w:tcW w:type="dxa" w:w="2340"/>
+          </w:tcPr>
           <w:p>
             <w:pPr>
               <w:pStyle w:val="Compact"/>
@@ -2016,7 +2122,9 @@
           </w:p>
         </w:tc>
         <w:tc>
-          <w:tcPr/>
+          <w:tcPr>
+            <w:tcW w:type="dxa" w:w="2340"/>
+          </w:tcPr>
           <w:p>
             <w:pPr>
               <w:pStyle w:val="Compact"/>
@@ -2029,15 +2137,19 @@
       </w:tr>
       <w:tr>
         <w:tc>
-          <w:tcPr/>
-          <w:p>
-            <w:pPr>
-              <w:pStyle w:val="Compact"/>
-            </w:pPr>
-          </w:p>
-        </w:tc>
-        <w:tc>
-          <w:tcPr/>
+          <w:tcPr>
+            <w:tcW w:type="dxa" w:w="2340"/>
+          </w:tcPr>
+          <w:p>
+            <w:pPr>
+              <w:pStyle w:val="Compact"/>
+            </w:pPr>
+          </w:p>
+        </w:tc>
+        <w:tc>
+          <w:tcPr>
+            <w:tcW w:type="dxa" w:w="2340"/>
+          </w:tcPr>
           <w:p>
             <w:pPr>
               <w:pStyle w:val="Compact"/>
@@ -2048,7 +2160,9 @@
           </w:p>
         </w:tc>
         <w:tc>
-          <w:tcPr/>
+          <w:tcPr>
+            <w:tcW w:type="dxa" w:w="2340"/>
+          </w:tcPr>
           <w:p>
             <w:pPr>
               <w:pStyle w:val="Compact"/>
@@ -2059,7 +2173,9 @@
           </w:p>
         </w:tc>
         <w:tc>
-          <w:tcPr/>
+          <w:tcPr>
+            <w:tcW w:type="dxa" w:w="2340"/>
+          </w:tcPr>
           <w:p>
             <w:pPr>
               <w:pStyle w:val="Compact"/>
@@ -2072,15 +2188,19 @@
       </w:tr>
       <w:tr>
         <w:tc>
-          <w:tcPr/>
-          <w:p>
-            <w:pPr>
-              <w:pStyle w:val="Compact"/>
-            </w:pPr>
-          </w:p>
-        </w:tc>
-        <w:tc>
-          <w:tcPr/>
+          <w:tcPr>
+            <w:tcW w:type="dxa" w:w="2340"/>
+          </w:tcPr>
+          <w:p>
+            <w:pPr>
+              <w:pStyle w:val="Compact"/>
+            </w:pPr>
+          </w:p>
+        </w:tc>
+        <w:tc>
+          <w:tcPr>
+            <w:tcW w:type="dxa" w:w="2340"/>
+          </w:tcPr>
           <w:p>
             <w:pPr>
               <w:pStyle w:val="Compact"/>
@@ -2091,7 +2211,9 @@
           </w:p>
         </w:tc>
         <w:tc>
-          <w:tcPr/>
+          <w:tcPr>
+            <w:tcW w:type="dxa" w:w="2340"/>
+          </w:tcPr>
           <w:p>
             <w:pPr>
               <w:pStyle w:val="Compact"/>
@@ -2137,7 +2259,9 @@
           </w:p>
         </w:tc>
         <w:tc>
-          <w:tcPr/>
+          <w:tcPr>
+            <w:tcW w:type="dxa" w:w="2340"/>
+          </w:tcPr>
           <w:p>
             <w:pPr>
               <w:pStyle w:val="Compact"/>
@@ -2150,15 +2274,19 @@
       </w:tr>
       <w:tr>
         <w:tc>
-          <w:tcPr/>
-          <w:p>
-            <w:pPr>
-              <w:pStyle w:val="Compact"/>
-            </w:pPr>
-          </w:p>
-        </w:tc>
-        <w:tc>
-          <w:tcPr/>
+          <w:tcPr>
+            <w:tcW w:type="dxa" w:w="2340"/>
+          </w:tcPr>
+          <w:p>
+            <w:pPr>
+              <w:pStyle w:val="Compact"/>
+            </w:pPr>
+          </w:p>
+        </w:tc>
+        <w:tc>
+          <w:tcPr>
+            <w:tcW w:type="dxa" w:w="2340"/>
+          </w:tcPr>
           <w:p>
             <w:pPr>
               <w:pStyle w:val="Compact"/>
@@ -2169,7 +2297,9 @@
           </w:p>
         </w:tc>
         <w:tc>
-          <w:tcPr/>
+          <w:tcPr>
+            <w:tcW w:type="dxa" w:w="2340"/>
+          </w:tcPr>
           <w:p>
             <w:pPr>
               <w:pStyle w:val="Compact"/>
@@ -2180,7 +2310,9 @@
           </w:p>
         </w:tc>
         <w:tc>
-          <w:tcPr/>
+          <w:tcPr>
+            <w:tcW w:type="dxa" w:w="2340"/>
+          </w:tcPr>
           <w:p>
             <w:pPr>
               <w:pStyle w:val="Compact"/>
@@ -2193,15 +2325,19 @@
       </w:tr>
       <w:tr>
         <w:tc>
-          <w:tcPr/>
-          <w:p>
-            <w:pPr>
-              <w:pStyle w:val="Compact"/>
-            </w:pPr>
-          </w:p>
-        </w:tc>
-        <w:tc>
-          <w:tcPr/>
+          <w:tcPr>
+            <w:tcW w:type="dxa" w:w="2340"/>
+          </w:tcPr>
+          <w:p>
+            <w:pPr>
+              <w:pStyle w:val="Compact"/>
+            </w:pPr>
+          </w:p>
+        </w:tc>
+        <w:tc>
+          <w:tcPr>
+            <w:tcW w:type="dxa" w:w="2340"/>
+          </w:tcPr>
           <w:p>
             <w:pPr>
               <w:pStyle w:val="Compact"/>
@@ -2212,7 +2348,9 @@
           </w:p>
         </w:tc>
         <w:tc>
-          <w:tcPr/>
+          <w:tcPr>
+            <w:tcW w:type="dxa" w:w="2340"/>
+          </w:tcPr>
           <w:p>
             <w:pPr>
               <w:pStyle w:val="Compact"/>
@@ -2223,7 +2361,9 @@
           </w:p>
         </w:tc>
         <w:tc>
-          <w:tcPr/>
+          <w:tcPr>
+            <w:tcW w:type="dxa" w:w="2340"/>
+          </w:tcPr>
           <w:p>
             <w:pPr>
               <w:pStyle w:val="Compact"/>
@@ -2236,7 +2376,9 @@
       </w:tr>
       <w:tr>
         <w:tc>
-          <w:tcPr/>
+          <w:tcPr>
+            <w:tcW w:type="dxa" w:w="2340"/>
+          </w:tcPr>
           <w:p>
             <w:pPr>
               <w:pStyle w:val="Compact"/>
@@ -2251,7 +2393,9 @@
           </w:p>
         </w:tc>
         <w:tc>
-          <w:tcPr/>
+          <w:tcPr>
+            <w:tcW w:type="dxa" w:w="2340"/>
+          </w:tcPr>
           <w:p>
             <w:pPr>
               <w:pStyle w:val="Compact"/>
@@ -2262,7 +2406,9 @@
           </w:p>
         </w:tc>
         <w:tc>
-          <w:tcPr/>
+          <w:tcPr>
+            <w:tcW w:type="dxa" w:w="2340"/>
+          </w:tcPr>
           <w:p>
             <w:pPr>
               <w:pStyle w:val="Compact"/>
@@ -2273,7 +2419,9 @@
           </w:p>
         </w:tc>
         <w:tc>
-          <w:tcPr/>
+          <w:tcPr>
+            <w:tcW w:type="dxa" w:w="2340"/>
+          </w:tcPr>
           <w:p>
             <w:pPr>
               <w:pStyle w:val="Compact"/>
@@ -2286,15 +2434,19 @@
       </w:tr>
       <w:tr>
         <w:tc>
-          <w:tcPr/>
-          <w:p>
-            <w:pPr>
-              <w:pStyle w:val="Compact"/>
-            </w:pPr>
-          </w:p>
-        </w:tc>
-        <w:tc>
-          <w:tcPr/>
+          <w:tcPr>
+            <w:tcW w:type="dxa" w:w="2340"/>
+          </w:tcPr>
+          <w:p>
+            <w:pPr>
+              <w:pStyle w:val="Compact"/>
+            </w:pPr>
+          </w:p>
+        </w:tc>
+        <w:tc>
+          <w:tcPr>
+            <w:tcW w:type="dxa" w:w="2340"/>
+          </w:tcPr>
           <w:p>
             <w:pPr>
               <w:pStyle w:val="Compact"/>
@@ -2305,7 +2457,9 @@
           </w:p>
         </w:tc>
         <w:tc>
-          <w:tcPr/>
+          <w:tcPr>
+            <w:tcW w:type="dxa" w:w="2340"/>
+          </w:tcPr>
           <w:p>
             <w:pPr>
               <w:pStyle w:val="Compact"/>
@@ -2316,7 +2470,9 @@
           </w:p>
         </w:tc>
         <w:tc>
-          <w:tcPr/>
+          <w:tcPr>
+            <w:tcW w:type="dxa" w:w="2340"/>
+          </w:tcPr>
           <w:p>
             <w:pPr>
               <w:pStyle w:val="Compact"/>
@@ -2329,15 +2485,19 @@
       </w:tr>
       <w:tr>
         <w:tc>
-          <w:tcPr/>
-          <w:p>
-            <w:pPr>
-              <w:pStyle w:val="Compact"/>
-            </w:pPr>
-          </w:p>
-        </w:tc>
-        <w:tc>
-          <w:tcPr/>
+          <w:tcPr>
+            <w:tcW w:type="dxa" w:w="2340"/>
+          </w:tcPr>
+          <w:p>
+            <w:pPr>
+              <w:pStyle w:val="Compact"/>
+            </w:pPr>
+          </w:p>
+        </w:tc>
+        <w:tc>
+          <w:tcPr>
+            <w:tcW w:type="dxa" w:w="2340"/>
+          </w:tcPr>
           <w:p>
             <w:pPr>
               <w:pStyle w:val="Compact"/>
@@ -2348,7 +2508,9 @@
           </w:p>
         </w:tc>
         <w:tc>
-          <w:tcPr/>
+          <w:tcPr>
+            <w:tcW w:type="dxa" w:w="2340"/>
+          </w:tcPr>
           <w:p>
             <w:pPr>
               <w:pStyle w:val="Compact"/>
@@ -2359,7 +2521,9 @@
           </w:p>
         </w:tc>
         <w:tc>
-          <w:tcPr/>
+          <w:tcPr>
+            <w:tcW w:type="dxa" w:w="2340"/>
+          </w:tcPr>
           <w:p>
             <w:pPr>
               <w:pStyle w:val="Compact"/>
@@ -2372,15 +2536,19 @@
       </w:tr>
       <w:tr>
         <w:tc>
-          <w:tcPr/>
-          <w:p>
-            <w:pPr>
-              <w:pStyle w:val="Compact"/>
-            </w:pPr>
-          </w:p>
-        </w:tc>
-        <w:tc>
-          <w:tcPr/>
+          <w:tcPr>
+            <w:tcW w:type="dxa" w:w="2340"/>
+          </w:tcPr>
+          <w:p>
+            <w:pPr>
+              <w:pStyle w:val="Compact"/>
+            </w:pPr>
+          </w:p>
+        </w:tc>
+        <w:tc>
+          <w:tcPr>
+            <w:tcW w:type="dxa" w:w="2340"/>
+          </w:tcPr>
           <w:p>
             <w:pPr>
               <w:pStyle w:val="Compact"/>
@@ -2391,7 +2559,9 @@
           </w:p>
         </w:tc>
         <w:tc>
-          <w:tcPr/>
+          <w:tcPr>
+            <w:tcW w:type="dxa" w:w="2340"/>
+          </w:tcPr>
           <w:p>
             <w:pPr>
               <w:pStyle w:val="Compact"/>
@@ -2402,7 +2572,9 @@
           </w:p>
         </w:tc>
         <w:tc>
-          <w:tcPr/>
+          <w:tcPr>
+            <w:tcW w:type="dxa" w:w="2340"/>
+          </w:tcPr>
           <w:p>
             <w:pPr>
               <w:pStyle w:val="Compact"/>
@@ -2415,7 +2587,9 @@
       </w:tr>
       <w:tr>
         <w:tc>
-          <w:tcPr/>
+          <w:tcPr>
+            <w:tcW w:type="dxa" w:w="2340"/>
+          </w:tcPr>
           <w:p>
             <w:pPr>
               <w:pStyle w:val="Compact"/>
@@ -2430,7 +2604,9 @@
           </w:p>
         </w:tc>
         <w:tc>
-          <w:tcPr/>
+          <w:tcPr>
+            <w:tcW w:type="dxa" w:w="2340"/>
+          </w:tcPr>
           <w:p>
             <w:pPr>
               <w:pStyle w:val="Compact"/>
@@ -2441,7 +2617,9 @@
           </w:p>
         </w:tc>
         <w:tc>
-          <w:tcPr/>
+          <w:tcPr>
+            <w:tcW w:type="dxa" w:w="2340"/>
+          </w:tcPr>
           <w:p>
             <w:pPr>
               <w:pStyle w:val="Compact"/>
@@ -2452,7 +2630,9 @@
           </w:p>
         </w:tc>
         <w:tc>
-          <w:tcPr/>
+          <w:tcPr>
+            <w:tcW w:type="dxa" w:w="2340"/>
+          </w:tcPr>
           <w:p>
             <w:pPr>
               <w:pStyle w:val="Compact"/>
@@ -2465,15 +2645,19 @@
       </w:tr>
       <w:tr>
         <w:tc>
-          <w:tcPr/>
-          <w:p>
-            <w:pPr>
-              <w:pStyle w:val="Compact"/>
-            </w:pPr>
-          </w:p>
-        </w:tc>
-        <w:tc>
-          <w:tcPr/>
+          <w:tcPr>
+            <w:tcW w:type="dxa" w:w="2340"/>
+          </w:tcPr>
+          <w:p>
+            <w:pPr>
+              <w:pStyle w:val="Compact"/>
+            </w:pPr>
+          </w:p>
+        </w:tc>
+        <w:tc>
+          <w:tcPr>
+            <w:tcW w:type="dxa" w:w="2340"/>
+          </w:tcPr>
           <w:p>
             <w:pPr>
               <w:pStyle w:val="Compact"/>
@@ -2484,7 +2668,9 @@
           </w:p>
         </w:tc>
         <w:tc>
-          <w:tcPr/>
+          <w:tcPr>
+            <w:tcW w:type="dxa" w:w="2340"/>
+          </w:tcPr>
           <w:p>
             <w:pPr>
               <w:pStyle w:val="Compact"/>
@@ -2511,7 +2697,9 @@
           </w:p>
         </w:tc>
         <w:tc>
-          <w:tcPr/>
+          <w:tcPr>
+            <w:tcW w:type="dxa" w:w="2340"/>
+          </w:tcPr>
           <w:p>
             <w:pPr>
               <w:pStyle w:val="Compact"/>
@@ -2524,15 +2712,19 @@
       </w:tr>
       <w:tr>
         <w:tc>
-          <w:tcPr/>
-          <w:p>
-            <w:pPr>
-              <w:pStyle w:val="Compact"/>
-            </w:pPr>
-          </w:p>
-        </w:tc>
-        <w:tc>
-          <w:tcPr/>
+          <w:tcPr>
+            <w:tcW w:type="dxa" w:w="2340"/>
+          </w:tcPr>
+          <w:p>
+            <w:pPr>
+              <w:pStyle w:val="Compact"/>
+            </w:pPr>
+          </w:p>
+        </w:tc>
+        <w:tc>
+          <w:tcPr>
+            <w:tcW w:type="dxa" w:w="2340"/>
+          </w:tcPr>
           <w:p>
             <w:pPr>
               <w:pStyle w:val="Compact"/>
@@ -2543,7 +2735,9 @@
           </w:p>
         </w:tc>
         <w:tc>
-          <w:tcPr/>
+          <w:tcPr>
+            <w:tcW w:type="dxa" w:w="2340"/>
+          </w:tcPr>
           <w:p>
             <w:pPr>
               <w:pStyle w:val="Compact"/>
@@ -2573,7 +2767,9 @@
           </w:p>
         </w:tc>
         <w:tc>
-          <w:tcPr/>
+          <w:tcPr>
+            <w:tcW w:type="dxa" w:w="2340"/>
+          </w:tcPr>
           <w:p>
             <w:pPr>
               <w:pStyle w:val="Compact"/>
@@ -2586,15 +2782,19 @@
       </w:tr>
       <w:tr>
         <w:tc>
-          <w:tcPr/>
-          <w:p>
-            <w:pPr>
-              <w:pStyle w:val="Compact"/>
-            </w:pPr>
-          </w:p>
-        </w:tc>
-        <w:tc>
-          <w:tcPr/>
+          <w:tcPr>
+            <w:tcW w:type="dxa" w:w="2340"/>
+          </w:tcPr>
+          <w:p>
+            <w:pPr>
+              <w:pStyle w:val="Compact"/>
+            </w:pPr>
+          </w:p>
+        </w:tc>
+        <w:tc>
+          <w:tcPr>
+            <w:tcW w:type="dxa" w:w="2340"/>
+          </w:tcPr>
           <w:p>
             <w:pPr>
               <w:pStyle w:val="Compact"/>
@@ -2605,7 +2805,9 @@
           </w:p>
         </w:tc>
         <w:tc>
-          <w:tcPr/>
+          <w:tcPr>
+            <w:tcW w:type="dxa" w:w="2340"/>
+          </w:tcPr>
           <w:p>
             <w:pPr>
               <w:pStyle w:val="Compact"/>
@@ -2651,7 +2853,9 @@
           </w:p>
         </w:tc>
         <w:tc>
-          <w:tcPr/>
+          <w:tcPr>
+            <w:tcW w:type="dxa" w:w="2340"/>
+          </w:tcPr>
           <w:p>
             <w:pPr>
               <w:pStyle w:val="Compact"/>
@@ -2664,7 +2868,9 @@
       </w:tr>
       <w:tr>
         <w:tc>
-          <w:tcPr/>
+          <w:tcPr>
+            <w:tcW w:type="dxa" w:w="2340"/>
+          </w:tcPr>
           <w:p>
             <w:pPr>
               <w:pStyle w:val="Compact"/>
@@ -2679,7 +2885,9 @@
           </w:p>
         </w:tc>
         <w:tc>
-          <w:tcPr/>
+          <w:tcPr>
+            <w:tcW w:type="dxa" w:w="2340"/>
+          </w:tcPr>
           <w:p>
             <w:pPr>
               <w:pStyle w:val="Compact"/>
@@ -2690,7 +2898,9 @@
           </w:p>
         </w:tc>
         <w:tc>
-          <w:tcPr/>
+          <w:tcPr>
+            <w:tcW w:type="dxa" w:w="2340"/>
+          </w:tcPr>
           <w:p>
             <w:pPr>
               <w:pStyle w:val="Compact"/>
@@ -2701,7 +2911,9 @@
           </w:p>
         </w:tc>
         <w:tc>
-          <w:tcPr/>
+          <w:tcPr>
+            <w:tcW w:type="dxa" w:w="2340"/>
+          </w:tcPr>
           <w:p>
             <w:pPr>
               <w:pStyle w:val="Compact"/>
@@ -2714,15 +2926,19 @@
       </w:tr>
       <w:tr>
         <w:tc>
-          <w:tcPr/>
-          <w:p>
-            <w:pPr>
-              <w:pStyle w:val="Compact"/>
-            </w:pPr>
-          </w:p>
-        </w:tc>
-        <w:tc>
-          <w:tcPr/>
+          <w:tcPr>
+            <w:tcW w:type="dxa" w:w="2340"/>
+          </w:tcPr>
+          <w:p>
+            <w:pPr>
+              <w:pStyle w:val="Compact"/>
+            </w:pPr>
+          </w:p>
+        </w:tc>
+        <w:tc>
+          <w:tcPr>
+            <w:tcW w:type="dxa" w:w="2340"/>
+          </w:tcPr>
           <w:p>
             <w:pPr>
               <w:pStyle w:val="Compact"/>
@@ -2733,7 +2949,9 @@
           </w:p>
         </w:tc>
         <w:tc>
-          <w:tcPr/>
+          <w:tcPr>
+            <w:tcW w:type="dxa" w:w="2340"/>
+          </w:tcPr>
           <w:p>
             <w:pPr>
               <w:pStyle w:val="Compact"/>
@@ -2744,7 +2962,9 @@
           </w:p>
         </w:tc>
         <w:tc>
-          <w:tcPr/>
+          <w:tcPr>
+            <w:tcW w:type="dxa" w:w="2340"/>
+          </w:tcPr>
           <w:p>
             <w:pPr>
               <w:pStyle w:val="Compact"/>
@@ -2757,15 +2977,19 @@
       </w:tr>
       <w:tr>
         <w:tc>
-          <w:tcPr/>
-          <w:p>
-            <w:pPr>
-              <w:pStyle w:val="Compact"/>
-            </w:pPr>
-          </w:p>
-        </w:tc>
-        <w:tc>
-          <w:tcPr/>
+          <w:tcPr>
+            <w:tcW w:type="dxa" w:w="2340"/>
+          </w:tcPr>
+          <w:p>
+            <w:pPr>
+              <w:pStyle w:val="Compact"/>
+            </w:pPr>
+          </w:p>
+        </w:tc>
+        <w:tc>
+          <w:tcPr>
+            <w:tcW w:type="dxa" w:w="2340"/>
+          </w:tcPr>
           <w:p>
             <w:pPr>
               <w:pStyle w:val="Compact"/>
@@ -2776,7 +3000,9 @@
           </w:p>
         </w:tc>
         <w:tc>
-          <w:tcPr/>
+          <w:tcPr>
+            <w:tcW w:type="dxa" w:w="2340"/>
+          </w:tcPr>
           <w:p>
             <w:pPr>
               <w:pStyle w:val="Compact"/>
@@ -2787,7 +3013,9 @@
           </w:p>
         </w:tc>
         <w:tc>
-          <w:tcPr/>
+          <w:tcPr>
+            <w:tcW w:type="dxa" w:w="2340"/>
+          </w:tcPr>
           <w:p>
             <w:pPr>
               <w:pStyle w:val="Compact"/>
@@ -2800,23 +3028,29 @@
       </w:tr>
       <w:tr>
         <w:tc>
-          <w:tcPr/>
-          <w:p>
-            <w:pPr>
-              <w:pStyle w:val="Compact"/>
-            </w:pPr>
-          </w:p>
-        </w:tc>
-        <w:tc>
-          <w:tcPr/>
-          <w:p>
-            <w:pPr>
-              <w:pStyle w:val="Compact"/>
-            </w:pPr>
-          </w:p>
-        </w:tc>
-        <w:tc>
-          <w:tcPr/>
+          <w:tcPr>
+            <w:tcW w:type="dxa" w:w="2340"/>
+          </w:tcPr>
+          <w:p>
+            <w:pPr>
+              <w:pStyle w:val="Compact"/>
+            </w:pPr>
+          </w:p>
+        </w:tc>
+        <w:tc>
+          <w:tcPr>
+            <w:tcW w:type="dxa" w:w="2340"/>
+          </w:tcPr>
+          <w:p>
+            <w:pPr>
+              <w:pStyle w:val="Compact"/>
+            </w:pPr>
+          </w:p>
+        </w:tc>
+        <w:tc>
+          <w:tcPr>
+            <w:tcW w:type="dxa" w:w="2340"/>
+          </w:tcPr>
           <w:p>
             <w:pPr>
               <w:pStyle w:val="Compact"/>
@@ -2831,7 +3065,9 @@
           </w:p>
         </w:tc>
         <w:tc>
-          <w:tcPr/>
+          <w:tcPr>
+            <w:tcW w:type="dxa" w:w="2340"/>
+          </w:tcPr>
           <w:p>
             <w:pPr>
               <w:pStyle w:val="Compact"/>
@@ -3300,9 +3536,9 @@
   <w:docDefaults>
     <w:rPrDefault>
       <w:rPr>
-        <w:rFonts w:asciiTheme="minorHAnsi" w:cstheme="minorBidi" w:eastAsiaTheme="minorEastAsia" w:hAnsiTheme="minorHAnsi"/>
-        <w:sz w:val="24"/>
-        <w:szCs w:val="24"/>
+        <w:rFonts w:ascii="Calibri" w:asciiTheme="minorHAnsi" w:cstheme="minorBidi" w:eastAsia="Malgun Gothic" w:eastAsiaTheme="minorEastAsia" w:hAnsi="Calibri" w:hAnsiTheme="minorHAnsi"/>
+        <w:sz w:val="22"/>
+        <w:szCs w:val="22"/>
         <w:lang w:bidi="ar-SA" w:eastAsia="zh-CN" w:val="en-US"/>
       </w:rPr>
     </w:rPrDefault>
@@ -3316,6 +3552,11 @@
   <w:style w:default="1" w:styleId="Normal" w:type="paragraph">
     <w:name w:val="Normal"/>
     <w:qFormat/>
+    <w:rPr>
+      <w:rFonts w:ascii="Calibri" w:hAnsi="Calibri"/>
+      <w:color w:val="000000"/>
+      <w:sz w:val="22"/>
+    </w:rPr>
   </w:style>
   <w:style w:styleId="BodyText" w:type="paragraph">
     <w:name w:val="Body Text"/>
@@ -3325,12 +3566,20 @@
     <w:pPr>
       <w:spacing w:after="180" w:before="180"/>
     </w:pPr>
+    <w:rPr>
+      <w:rFonts w:ascii="Calibri" w:hAnsi="Calibri"/>
+      <w:color w:val="000000"/>
+      <w:sz w:val="22"/>
+    </w:rPr>
   </w:style>
   <w:style w:customStyle="1" w:styleId="FirstParagraph" w:type="paragraph">
     <w:name w:val="First Paragraph"/>
     <w:basedOn w:val="BodyText"/>
     <w:next w:val="BodyText"/>
     <w:qFormat/>
+    <w:rPr>
+      <w:rFonts w:ascii="Calibri" w:hAnsi="Calibri"/>
+    </w:rPr>
   </w:style>
   <w:style w:customStyle="1" w:styleId="Compact" w:type="paragraph">
     <w:name w:val="Compact"/>
@@ -3339,6 +3588,9 @@
     <w:pPr>
       <w:spacing w:after="36" w:before="36"/>
     </w:pPr>
+    <w:rPr>
+      <w:rFonts w:ascii="Calibri" w:hAnsi="Calibri"/>
+    </w:rPr>
   </w:style>
   <w:style w:styleId="Title" w:type="paragraph">
     <w:name w:val="Title"/>
@@ -3354,7 +3606,7 @@
       <w:jc w:val="center"/>
     </w:pPr>
     <w:rPr>
-      <w:rFonts w:asciiTheme="majorHAnsi" w:cstheme="majorBidi" w:eastAsiaTheme="majorEastAsia" w:hAnsiTheme="majorHAnsi"/>
+      <w:rFonts w:ascii="Calibri" w:asciiTheme="majorHAnsi" w:cstheme="majorBidi" w:eastAsiaTheme="majorEastAsia" w:hAnsi="Calibri" w:hAnsiTheme="majorHAnsi"/>
       <w:sz w:val="56"/>
       <w:szCs w:val="56"/>
     </w:rPr>
@@ -3366,7 +3618,7 @@
     <w:uiPriority w:val="10"/>
     <w:rsid w:val="00A10FD9"/>
     <w:rPr>
-      <w:rFonts w:asciiTheme="majorHAnsi" w:cstheme="majorBidi" w:eastAsiaTheme="majorEastAsia" w:hAnsiTheme="majorHAnsi"/>
+      <w:rFonts w:ascii="Calibri" w:asciiTheme="majorHAnsi" w:cstheme="majorBidi" w:eastAsiaTheme="majorEastAsia" w:hAnsi="Calibri" w:hAnsiTheme="majorHAnsi"/>
       <w:sz w:val="56"/>
       <w:szCs w:val="56"/>
     </w:rPr>
@@ -3385,7 +3637,7 @@
       </w:numPr>
     </w:pPr>
     <w:rPr>
-      <w:rFonts w:cstheme="majorBidi" w:eastAsiaTheme="majorEastAsia"/>
+      <w:rFonts w:ascii="Calibri" w:cstheme="majorBidi" w:eastAsiaTheme="majorEastAsia" w:hAnsi="Calibri"/>
       <w:spacing w:val="15"/>
       <w:sz w:val="28"/>
       <w:szCs w:val="28"/>
@@ -3398,7 +3650,7 @@
     <w:uiPriority w:val="11"/>
     <w:rsid w:val="00A10FD9"/>
     <w:rPr>
-      <w:rFonts w:cstheme="majorBidi" w:eastAsiaTheme="majorEastAsia"/>
+      <w:rFonts w:ascii="Calibri" w:cstheme="majorBidi" w:eastAsiaTheme="majorEastAsia" w:hAnsi="Calibri"/>
       <w:color w:themeColor="text1" w:themeTint="A6" w:val="595959"/>
       <w:spacing w:val="15"/>
       <w:sz w:val="28"/>
@@ -3415,6 +3667,7 @@
       <w:keepLines/>
     </w:pPr>
     <w:rPr>
+      <w:rFonts w:ascii="Calibri" w:hAnsi="Calibri"/>
       <w:sz w:val="24"/>
       <w:szCs w:val="24"/>
     </w:rPr>
@@ -3429,6 +3682,7 @@
       <w:keepLines/>
     </w:pPr>
     <w:rPr>
+      <w:rFonts w:ascii="Calibri" w:hAnsi="Calibri"/>
       <w:sz w:val="24"/>
       <w:szCs w:val="24"/>
     </w:rPr>
@@ -3445,6 +3699,7 @@
       <w:jc w:val="center"/>
     </w:pPr>
     <w:rPr>
+      <w:rFonts w:ascii="Calibri" w:hAnsi="Calibri"/>
       <w:b/>
       <w:sz w:val="20"/>
       <w:szCs w:val="20"/>
@@ -3461,6 +3716,7 @@
       <w:spacing w:after="300" w:before="100"/>
     </w:pPr>
     <w:rPr>
+      <w:rFonts w:ascii="Calibri" w:hAnsi="Calibri"/>
       <w:sz w:val="20"/>
       <w:szCs w:val="20"/>
     </w:rPr>
@@ -3471,7 +3727,9 @@
     <w:next w:val="Bibliography"/>
     <w:qFormat/>
     <w:pPr/>
-    <w:rPr/>
+    <w:rPr>
+      <w:rFonts w:ascii="Calibri" w:hAnsi="Calibri"/>
+    </w:rPr>
   </w:style>
   <w:style w:styleId="Heading1" w:type="paragraph">
     <w:name w:val="heading 1"/>
@@ -3488,7 +3746,7 @@
       <w:outlineLvl w:val="0"/>
     </w:pPr>
     <w:rPr>
-      <w:rFonts w:asciiTheme="majorHAnsi" w:cstheme="majorBidi" w:eastAsiaTheme="majorEastAsia" w:hAnsiTheme="majorHAnsi"/>
+      <w:rFonts w:ascii="Calibri" w:asciiTheme="majorHAnsi" w:cstheme="majorBidi" w:eastAsiaTheme="majorEastAsia" w:hAnsi="Calibri" w:hAnsiTheme="majorHAnsi"/>
       <w:color w:themeColor="accent1" w:themeShade="BF" w:val="0F4761"/>
       <w:sz w:val="40"/>
       <w:szCs w:val="40"/>
@@ -3511,7 +3769,7 @@
       <w:outlineLvl w:val="1"/>
     </w:pPr>
     <w:rPr>
-      <w:rFonts w:asciiTheme="majorHAnsi" w:cstheme="majorBidi" w:eastAsiaTheme="majorEastAsia" w:hAnsiTheme="majorHAnsi"/>
+      <w:rFonts w:ascii="Calibri" w:asciiTheme="majorHAnsi" w:cstheme="majorBidi" w:eastAsiaTheme="majorEastAsia" w:hAnsi="Calibri" w:hAnsiTheme="majorHAnsi"/>
       <w:color w:themeColor="accent1" w:themeShade="BF" w:val="0F4761"/>
       <w:sz w:val="32"/>
       <w:szCs w:val="32"/>
@@ -3534,7 +3792,7 @@
       <w:outlineLvl w:val="2"/>
     </w:pPr>
     <w:rPr>
-      <w:rFonts w:cstheme="majorBidi" w:eastAsiaTheme="majorEastAsia"/>
+      <w:rFonts w:ascii="Calibri" w:cstheme="majorBidi" w:eastAsiaTheme="majorEastAsia" w:hAnsi="Calibri"/>
       <w:color w:themeColor="accent1" w:themeShade="BF" w:val="0F4761"/>
       <w:sz w:val="28"/>
       <w:szCs w:val="28"/>
@@ -3557,7 +3815,7 @@
       <w:outlineLvl w:val="3"/>
     </w:pPr>
     <w:rPr>
-      <w:rFonts w:cstheme="majorBidi" w:eastAsiaTheme="majorEastAsia"/>
+      <w:rFonts w:ascii="Calibri" w:cstheme="majorBidi" w:eastAsiaTheme="majorEastAsia" w:hAnsi="Calibri"/>
       <w:i/>
       <w:iCs/>
       <w:color w:themeColor="accent1" w:themeShade="BF" w:val="0F4761"/>
@@ -3580,7 +3838,7 @@
       <w:outlineLvl w:val="4"/>
     </w:pPr>
     <w:rPr>
-      <w:rFonts w:cstheme="majorBidi" w:eastAsiaTheme="majorEastAsia"/>
+      <w:rFonts w:ascii="Calibri" w:cstheme="majorBidi" w:eastAsiaTheme="majorEastAsia" w:hAnsi="Calibri"/>
       <w:color w:themeColor="accent1" w:themeShade="BF" w:val="0F4761"/>
     </w:rPr>
   </w:style>
@@ -3601,7 +3859,7 @@
       <w:outlineLvl w:val="5"/>
     </w:pPr>
     <w:rPr>
-      <w:rFonts w:cstheme="majorBidi" w:eastAsiaTheme="majorEastAsia"/>
+      <w:rFonts w:ascii="Calibri" w:cstheme="majorBidi" w:eastAsiaTheme="majorEastAsia" w:hAnsi="Calibri"/>
       <w:i/>
       <w:iCs/>
       <w:color w:themeColor="text1" w:themeTint="A6" w:val="595959"/>
@@ -3624,7 +3882,7 @@
       <w:outlineLvl w:val="6"/>
     </w:pPr>
     <w:rPr>
-      <w:rFonts w:cstheme="majorBidi" w:eastAsiaTheme="majorEastAsia"/>
+      <w:rFonts w:ascii="Calibri" w:cstheme="majorBidi" w:eastAsiaTheme="majorEastAsia" w:hAnsi="Calibri"/>
       <w:color w:themeColor="text1" w:themeTint="A6" w:val="595959"/>
     </w:rPr>
   </w:style>
@@ -3645,7 +3903,7 @@
       <w:outlineLvl w:val="7"/>
     </w:pPr>
     <w:rPr>
-      <w:rFonts w:cstheme="majorBidi" w:eastAsiaTheme="majorEastAsia"/>
+      <w:rFonts w:ascii="Calibri" w:cstheme="majorBidi" w:eastAsiaTheme="majorEastAsia" w:hAnsi="Calibri"/>
       <w:i/>
       <w:iCs/>
       <w:color w:themeColor="text1" w:themeTint="D8" w:val="272727"/>
@@ -3668,7 +3926,7 @@
       <w:outlineLvl w:val="8"/>
     </w:pPr>
     <w:rPr>
-      <w:rFonts w:cstheme="majorBidi" w:eastAsiaTheme="majorEastAsia"/>
+      <w:rFonts w:ascii="Calibri" w:cstheme="majorBidi" w:eastAsiaTheme="majorEastAsia" w:hAnsi="Calibri"/>
       <w:color w:themeColor="text1" w:themeTint="D8" w:val="272727"/>
     </w:rPr>
   </w:style>
@@ -3679,7 +3937,7 @@
     <w:uiPriority w:val="9"/>
     <w:rsid w:val="00A10FD9"/>
     <w:rPr>
-      <w:rFonts w:asciiTheme="majorHAnsi" w:cstheme="majorBidi" w:eastAsiaTheme="majorEastAsia" w:hAnsiTheme="majorHAnsi"/>
+      <w:rFonts w:ascii="Calibri" w:asciiTheme="majorHAnsi" w:cstheme="majorBidi" w:eastAsiaTheme="majorEastAsia" w:hAnsi="Calibri" w:hAnsiTheme="majorHAnsi"/>
       <w:color w:themeColor="accent1" w:themeShade="BF" w:val="0F4761"/>
       <w:sz w:val="40"/>
       <w:szCs w:val="40"/>
@@ -3693,7 +3951,7 @@
     <w:semiHidden/>
     <w:rsid w:val="00A10FD9"/>
     <w:rPr>
-      <w:rFonts w:asciiTheme="majorHAnsi" w:cstheme="majorBidi" w:eastAsiaTheme="majorEastAsia" w:hAnsiTheme="majorHAnsi"/>
+      <w:rFonts w:ascii="Calibri" w:asciiTheme="majorHAnsi" w:cstheme="majorBidi" w:eastAsiaTheme="majorEastAsia" w:hAnsi="Calibri" w:hAnsiTheme="majorHAnsi"/>
       <w:color w:themeColor="accent1" w:themeShade="BF" w:val="0F4761"/>
       <w:sz w:val="32"/>
       <w:szCs w:val="32"/>
@@ -3707,7 +3965,7 @@
     <w:semiHidden/>
     <w:rsid w:val="00A10FD9"/>
     <w:rPr>
-      <w:rFonts w:cstheme="majorBidi" w:eastAsiaTheme="majorEastAsia"/>
+      <w:rFonts w:ascii="Calibri" w:cstheme="majorBidi" w:eastAsiaTheme="majorEastAsia" w:hAnsi="Calibri"/>
       <w:color w:themeColor="accent1" w:themeShade="BF" w:val="0F4761"/>
       <w:sz w:val="28"/>
       <w:szCs w:val="28"/>
@@ -3721,7 +3979,7 @@
     <w:semiHidden/>
     <w:rsid w:val="00A10FD9"/>
     <w:rPr>
-      <w:rFonts w:cstheme="majorBidi" w:eastAsiaTheme="majorEastAsia"/>
+      <w:rFonts w:ascii="Calibri" w:cstheme="majorBidi" w:eastAsiaTheme="majorEastAsia" w:hAnsi="Calibri"/>
       <w:i/>
       <w:iCs/>
       <w:color w:themeColor="accent1" w:themeShade="BF" w:val="0F4761"/>
@@ -3735,7 +3993,7 @@
     <w:semiHidden/>
     <w:rsid w:val="00A10FD9"/>
     <w:rPr>
-      <w:rFonts w:cstheme="majorBidi" w:eastAsiaTheme="majorEastAsia"/>
+      <w:rFonts w:ascii="Calibri" w:cstheme="majorBidi" w:eastAsiaTheme="majorEastAsia" w:hAnsi="Calibri"/>
       <w:color w:themeColor="accent1" w:themeShade="BF" w:val="0F4761"/>
     </w:rPr>
   </w:style>
@@ -3747,7 +4005,7 @@
     <w:semiHidden/>
     <w:rsid w:val="00A10FD9"/>
     <w:rPr>
-      <w:rFonts w:cstheme="majorBidi" w:eastAsiaTheme="majorEastAsia"/>
+      <w:rFonts w:ascii="Calibri" w:cstheme="majorBidi" w:eastAsiaTheme="majorEastAsia" w:hAnsi="Calibri"/>
       <w:i/>
       <w:iCs/>
       <w:color w:themeColor="text1" w:themeTint="A6" w:val="595959"/>
@@ -3761,7 +4019,7 @@
     <w:semiHidden/>
     <w:rsid w:val="00A10FD9"/>
     <w:rPr>
-      <w:rFonts w:cstheme="majorBidi" w:eastAsiaTheme="majorEastAsia"/>
+      <w:rFonts w:ascii="Calibri" w:cstheme="majorBidi" w:eastAsiaTheme="majorEastAsia" w:hAnsi="Calibri"/>
       <w:color w:themeColor="text1" w:themeTint="A6" w:val="595959"/>
     </w:rPr>
   </w:style>
@@ -3773,7 +4031,7 @@
     <w:semiHidden/>
     <w:rsid w:val="00A10FD9"/>
     <w:rPr>
-      <w:rFonts w:cstheme="majorBidi" w:eastAsiaTheme="majorEastAsia"/>
+      <w:rFonts w:ascii="Calibri" w:cstheme="majorBidi" w:eastAsiaTheme="majorEastAsia" w:hAnsi="Calibri"/>
       <w:i/>
       <w:iCs/>
       <w:color w:themeColor="text1" w:themeTint="D8" w:val="272727"/>
@@ -3787,7 +4045,7 @@
     <w:semiHidden/>
     <w:rsid w:val="00A10FD9"/>
     <w:rPr>
-      <w:rFonts w:cstheme="majorBidi" w:eastAsiaTheme="majorEastAsia"/>
+      <w:rFonts w:ascii="Calibri" w:cstheme="majorBidi" w:eastAsiaTheme="majorEastAsia" w:hAnsi="Calibri"/>
       <w:color w:themeColor="text1" w:themeTint="D8" w:val="272727"/>
     </w:rPr>
   </w:style>
@@ -3802,6 +4060,9 @@
       <w:spacing w:after="100" w:before="100"/>
       <w:ind w:firstLine="0" w:left="480" w:right="480"/>
     </w:pPr>
+    <w:rPr>
+      <w:rFonts w:ascii="Calibri" w:hAnsi="Calibri"/>
+    </w:rPr>
   </w:style>
   <w:style w:styleId="FootnoteText" w:type="paragraph">
     <w:name w:val="Footnote Text"/>
@@ -3810,6 +4071,9 @@
     <w:uiPriority w:val="9"/>
     <w:unhideWhenUsed/>
     <w:qFormat/>
+    <w:rPr>
+      <w:rFonts w:ascii="Calibri" w:hAnsi="Calibri"/>
+    </w:rPr>
   </w:style>
   <w:style w:styleId="FootnoteBlockText" w:type="paragraph">
     <w:name w:val="Footnote Block Text"/>
@@ -3822,11 +4086,17 @@
       <w:spacing w:after="100" w:before="100"/>
       <w:ind w:firstLine="0" w:left="480" w:right="480"/>
     </w:pPr>
+    <w:rPr>
+      <w:rFonts w:ascii="Calibri" w:hAnsi="Calibri"/>
+    </w:rPr>
   </w:style>
   <w:style w:default="1" w:styleId="DefaultParagraphFont" w:type="character">
     <w:name w:val="Default Paragraph Font"/>
     <w:semiHidden/>
     <w:unhideWhenUsed/>
+    <w:rPr>
+      <w:rFonts w:ascii="Calibri" w:hAnsi="Calibri"/>
+    </w:rPr>
   </w:style>
   <w:style w:default="1" w:styleId="Table" w:type="table">
     <w:name w:val="Table"/>
@@ -3834,6 +4104,9 @@
     <w:semiHidden/>
     <w:unhideWhenUsed/>
     <w:qFormat/>
+    <w:rPr>
+      <w:rFonts w:ascii="Calibri" w:hAnsi="Calibri"/>
+    </w:rPr>
     <w:tblPr>
       <w:tblInd w:type="dxa" w:w="0"/>
       <w:tblCellMar>
@@ -3862,12 +4135,16 @@
       <w:spacing w:after="0"/>
     </w:pPr>
     <w:rPr>
+      <w:rFonts w:ascii="Calibri" w:hAnsi="Calibri"/>
       <w:b/>
     </w:rPr>
   </w:style>
   <w:style w:customStyle="1" w:styleId="Definition" w:type="paragraph">
     <w:name w:val="Definition"/>
     <w:basedOn w:val="Normal"/>
+    <w:rPr>
+      <w:rFonts w:ascii="Calibri" w:hAnsi="Calibri"/>
+    </w:rPr>
   </w:style>
   <w:style w:styleId="Caption" w:type="paragraph">
     <w:name w:val="Caption"/>
@@ -3877,6 +4154,7 @@
       <w:spacing w:after="120" w:before="0"/>
     </w:pPr>
     <w:rPr>
+      <w:rFonts w:ascii="Calibri" w:hAnsi="Calibri"/>
       <w:i/>
     </w:rPr>
   </w:style>
@@ -3886,14 +4164,23 @@
     <w:pPr>
       <w:keepNext/>
     </w:pPr>
+    <w:rPr>
+      <w:rFonts w:ascii="Calibri" w:hAnsi="Calibri"/>
+    </w:rPr>
   </w:style>
   <w:style w:customStyle="1" w:styleId="ImageCaption" w:type="paragraph">
     <w:name w:val="Image Caption"/>
     <w:basedOn w:val="Caption"/>
+    <w:rPr>
+      <w:rFonts w:ascii="Calibri" w:hAnsi="Calibri"/>
+    </w:rPr>
   </w:style>
   <w:style w:customStyle="1" w:styleId="Figure" w:type="paragraph">
     <w:name w:val="Figure"/>
     <w:basedOn w:val="Normal"/>
+    <w:rPr>
+      <w:rFonts w:ascii="Calibri" w:hAnsi="Calibri"/>
+    </w:rPr>
   </w:style>
   <w:style w:customStyle="1" w:styleId="CaptionedFigure" w:type="paragraph">
     <w:name w:val="Captioned Figure"/>
@@ -3901,28 +4188,38 @@
     <w:pPr>
       <w:keepNext/>
     </w:pPr>
+    <w:rPr>
+      <w:rFonts w:ascii="Calibri" w:hAnsi="Calibri"/>
+    </w:rPr>
   </w:style>
   <w:style w:customStyle="1" w:styleId="BodyTextChar" w:type="character">
     <w:name w:val="Body Text Char"/>
     <w:basedOn w:val="DefaultParagraphFont"/>
     <w:link w:val="BodyText"/>
+    <w:rPr>
+      <w:rFonts w:ascii="Calibri" w:hAnsi="Calibri"/>
+    </w:rPr>
   </w:style>
   <w:style w:customStyle="1" w:styleId="VerbatimChar" w:type="character">
     <w:name w:val="Verbatim Char"/>
     <w:basedOn w:val="BodyTextChar"/>
     <w:rPr>
-      <w:rFonts w:ascii="Consolas" w:hAnsi="Consolas"/>
+      <w:rFonts w:ascii="Calibri" w:hAnsi="Calibri"/>
       <w:sz w:val="22"/>
     </w:rPr>
   </w:style>
   <w:style w:customStyle="1" w:styleId="SectionNumber" w:type="character">
     <w:name w:val="Section Number"/>
     <w:basedOn w:val="BodyTextChar"/>
+    <w:rPr>
+      <w:rFonts w:ascii="Calibri" w:hAnsi="Calibri"/>
+    </w:rPr>
   </w:style>
   <w:style w:styleId="FootnoteReference" w:type="character">
     <w:name w:val="Footnote Reference"/>
     <w:basedOn w:val="BodyTextChar"/>
     <w:rPr>
+      <w:rFonts w:ascii="Calibri" w:hAnsi="Calibri"/>
       <w:vertAlign w:val="superscript"/>
     </w:rPr>
   </w:style>
@@ -3930,6 +4227,7 @@
     <w:name w:val="Hyperlink"/>
     <w:basedOn w:val="BodyTextChar"/>
     <w:rPr>
+      <w:rFonts w:ascii="Calibri" w:hAnsi="Calibri"/>
       <w:color w:themeColor="accent1" w:val="4F81BD"/>
     </w:rPr>
   </w:style>
@@ -3945,7 +4243,7 @@
       <w:outlineLvl w:val="9"/>
     </w:pPr>
     <w:rPr>
-      <w:rFonts w:asciiTheme="majorHAnsi" w:cstheme="majorBidi" w:eastAsiaTheme="majorEastAsia" w:hAnsiTheme="majorHAnsi"/>
+      <w:rFonts w:ascii="Calibri" w:asciiTheme="majorHAnsi" w:cstheme="majorBidi" w:eastAsiaTheme="majorEastAsia" w:hAnsi="Calibri" w:hAnsiTheme="majorHAnsi"/>
       <w:b w:val="0"/>
       <w:bCs w:val="0"/>
       <w:color w:themeColor="accent1" w:themeShade="BF" w:val="365F91"/>
